--- a/data/smoke/reports/baseline-week1-2026-09-23.docx
+++ b/data/smoke/reports/baseline-week1-2026-09-23.docx
@@ -1307,7 +1307,7 @@
         <w:tc>
           <w:p>
             <w:r>
-              <w:t xml:space="preserve">/:12 /market/golf:6 /market/condo:6 /guide/golf:9 /faq:8 /about:3 /blog:2 /apply:0 /golf/88%EC%BB%A8%ED%8A%B8%EB%A6%AC%ED%81%B4%EB%9F%BD:6 /blog/post-tlsvm9-2:3</w:t>
+              <w:t xml:space="preserve">/:12 /market/golf:6 /market/condo:6 /guide/golf:9 /faq:8 /about:3 /blog:2 /apply:0 /golf/88%EC%BB%A8%ED%8A%B8%EB%A6%AC%ED%81%B4%EB%9F%BD:6 /blog/post-tlsxc6-2:3</w:t>
             </w:r>
           </w:p>
         </w:tc>
@@ -1422,7 +1422,7 @@
         <w:tc>
           <w:p>
             <w:r>
-              <w:t xml:space="preserve">/:9951 /market/golf:5601 /market/condo:2650 /guide/golf:3495 /faq:2922 /about:2448 /blog:3092 /apply:1749 /golf/88%EC%BB%A8%ED%8A%B8%EB%A6%AC%ED%81%B4%EB%9F%BD:2797 /blog/post-tlsvm9-2:2583</w:t>
+              <w:t xml:space="preserve">/:9981 /market/golf:5577 /market/condo:2626 /guide/golf:3471 /faq:2898 /about:2424 /blog:3068 /apply:1725 /golf/88%EC%BB%A8%ED%8A%B8%EB%A6%AC%ED%81%B4%EB%9F%BD:2774 /blog/post-tlsxc6-2:2559</w:t>
             </w:r>
           </w:p>
         </w:tc>

--- a/data/smoke/reports/baseline-week1-2026-09-23.docx
+++ b/data/smoke/reports/baseline-week1-2026-09-23.docx
@@ -1307,7 +1307,7 @@
         <w:tc>
           <w:p>
             <w:r>
-              <w:t xml:space="preserve">/:12 /market/golf:6 /market/condo:6 /guide/golf:9 /faq:8 /about:3 /blog:2 /apply:0 /golf/88%EC%BB%A8%ED%8A%B8%EB%A6%AC%ED%81%B4%EB%9F%BD:6 /blog/post-tlsxc6-2:3</w:t>
+              <w:t xml:space="preserve">/:12 /market/golf:6 /market/condo:6 /guide/golf:9 /faq:8 /about:3 /blog:2 /apply:0 /golf/88%EC%BB%A8%ED%8A%B8%EB%A6%AC%ED%81%B4%EB%9F%BD:6 /blog/post-tlsxue-2:3</w:t>
             </w:r>
           </w:p>
         </w:tc>
@@ -1330,7 +1330,7 @@
         <w:tc>
           <w:p>
             <w:r>
-              <w:t xml:space="preserve">113 URL</w:t>
+              <w:t xml:space="preserve">340 URL</w:t>
             </w:r>
           </w:p>
         </w:tc>
@@ -1422,7 +1422,7 @@
         <w:tc>
           <w:p>
             <w:r>
-              <w:t xml:space="preserve">/:9981 /market/golf:5577 /market/condo:2626 /guide/golf:3471 /faq:2898 /about:2424 /blog:3068 /apply:1725 /golf/88%EC%BB%A8%ED%8A%B8%EB%A6%AC%ED%81%B4%EB%9F%BD:2774 /blog/post-tlsxc6-2:2559</w:t>
+              <w:t xml:space="preserve">/:10092 /market/golf:5577 /market/condo:2626 /guide/golf:3471 /faq:2898 /about:2424 /blog:3068 /apply:1725 /golf/88%EC%BB%A8%ED%8A%B8%EB%A6%AC%ED%81%B4%EB%9F%BD:2774 /blog/post-tlsxue-2:2559</w:t>
             </w:r>
           </w:p>
         </w:tc>

--- a/data/smoke/reports/baseline-week1-2026-09-23.docx
+++ b/data/smoke/reports/baseline-week1-2026-09-23.docx
@@ -1307,7 +1307,7 @@
         <w:tc>
           <w:p>
             <w:r>
-              <w:t xml:space="preserve">/:12 /market/golf:6 /market/condo:6 /guide/golf:9 /faq:8 /about:3 /blog:2 /apply:0 /golf/88%EC%BB%A8%ED%8A%B8%EB%A6%AC%ED%81%B4%EB%9F%BD:6 /blog/post-tlsxue-2:3</w:t>
+              <w:t xml:space="preserve">/:12 /market/golf:6 /market/condo:6 /guide/golf:9 /faq:8 /about:3 /blog:2 /apply:0 /golf/88%EC%BB%A8%ED%8A%B8%EB%A6%AC%ED%81%B4%EB%9F%BD:6 /blog/post-tlsy71-2:3</w:t>
             </w:r>
           </w:p>
         </w:tc>
@@ -1422,7 +1422,7 @@
         <w:tc>
           <w:p>
             <w:r>
-              <w:t xml:space="preserve">/:10092 /market/golf:5577 /market/condo:2626 /guide/golf:3471 /faq:2898 /about:2424 /blog:3068 /apply:1725 /golf/88%EC%BB%A8%ED%8A%B8%EB%A6%AC%ED%81%B4%EB%9F%BD:2774 /blog/post-tlsxue-2:2559</w:t>
+              <w:t xml:space="preserve">/:10078 /market/golf:5577 /market/condo:2626 /guide/golf:3471 /faq:2898 /about:2424 /blog:3068 /apply:1725 /golf/88%EC%BB%A8%ED%8A%B8%EB%A6%AC%ED%81%B4%EB%9F%BD:2773 /blog/post-tlsy71-2:2559</w:t>
             </w:r>
           </w:p>
         </w:tc>

--- a/data/smoke/reports/baseline-week1-2026-09-23.docx
+++ b/data/smoke/reports/baseline-week1-2026-09-23.docx
@@ -24,7 +24,7 @@
           <w:b/>
           <w:bCs/>
         </w:rPr>
-        <w:t xml:space="preserve">요약: 콘텐츠 8건 발행(누적 23, 인블로그 0), 골프장 소개 2/64, 시세 업로드 0회, 문의 0건, 사람 방문 0, AI 크롤러 0, 기술 감사 100점, 계획 8/10 완료.</w:t>
+        <w:t xml:space="preserve">요약: 콘텐츠 8건 발행(누적 24, 인블로그 0), 골프장 소개 3/64, 시세 업로드 0회, 문의 0건, 사람 방문 0, AI 크롤러 0, 기술 감사 100점, 계획 8/10 완료.</w:t>
       </w:r>
     </w:p>
     <w:p>
@@ -908,7 +908,7 @@
     </w:p>
     <w:p>
       <w:r>
-        <w:t xml:space="preserve">시세 업로드 0회 · 골프 시세 82종목(상승 35/하락 47) · 골프장 소개 2/64 · 검증 26</w:t>
+        <w:t xml:space="preserve">시세 업로드 0회 · 골프 시세 82종목(상승 35/하락 47) · 골프장 소개 3/64 · 검증 26</w:t>
       </w:r>
     </w:p>
     <w:p>
@@ -1307,7 +1307,7 @@
         <w:tc>
           <w:p>
             <w:r>
-              <w:t xml:space="preserve">/:12 /market/golf:6 /market/condo:6 /guide/golf:9 /faq:8 /about:3 /blog:2 /apply:0 /golf/88%EC%BB%A8%ED%8A%B8%EB%A6%AC%ED%81%B4%EB%9F%BD:6 /blog/post-tlsy71-2:3</w:t>
+              <w:t xml:space="preserve">/:12 /market/golf:6 /market/condo:6 /guide/golf:9 /faq:8 /about:3 /blog:1 /apply:0 /golf/88%EC%BB%A8%ED%8A%B8%EB%A6%AC%ED%81%B4%EB%9F%BD:6 /blog/post-tlt0ti-3:3</w:t>
             </w:r>
           </w:p>
         </w:tc>
@@ -1330,7 +1330,7 @@
         <w:tc>
           <w:p>
             <w:r>
-              <w:t xml:space="preserve">340 URL</w:t>
+              <w:t xml:space="preserve">341 URL</w:t>
             </w:r>
           </w:p>
         </w:tc>
@@ -1422,7 +1422,7 @@
         <w:tc>
           <w:p>
             <w:r>
-              <w:t xml:space="preserve">/:10078 /market/golf:5577 /market/condo:2626 /guide/golf:3471 /faq:2898 /about:2424 /blog:3068 /apply:1725 /golf/88%EC%BB%A8%ED%8A%B8%EB%A6%AC%ED%81%B4%EB%9F%BD:2773 /blog/post-tlsy71-2:2559</w:t>
+              <w:t xml:space="preserve">/:10014 /market/golf:5577 /market/condo:2626 /guide/golf:3471 /faq:2898 /about:2424 /blog:3066 /apply:1725 /golf/88%EC%BB%A8%ED%8A%B8%EB%A6%AC%ED%81%B4%EB%9F%BD:2772 /blog/post-tlt0ti-3:2717</w:t>
             </w:r>
           </w:p>
         </w:tc>

--- a/data/smoke/reports/baseline-week1-2026-09-23.docx
+++ b/data/smoke/reports/baseline-week1-2026-09-23.docx
@@ -1307,7 +1307,7 @@
         <w:tc>
           <w:p>
             <w:r>
-              <w:t xml:space="preserve">/:12 /market/golf:6 /market/condo:6 /guide/golf:9 /faq:8 /about:3 /blog:1 /apply:0 /golf/88%EC%BB%A8%ED%8A%B8%EB%A6%AC%ED%81%B4%EB%9F%BD:6 /blog/post-tlt0ti-3:3</w:t>
+              <w:t xml:space="preserve">/:12 /market/golf:6 /market/condo:6 /guide/golf:9 /faq:8 /about:3 /blog:1 /apply:0 /golf/88%EC%BB%A8%ED%8A%B8%EB%A6%AC%ED%81%B4%EB%9F%BD:6 /blog/post-tlt12i-3:3</w:t>
             </w:r>
           </w:p>
         </w:tc>
@@ -1422,7 +1422,7 @@
         <w:tc>
           <w:p>
             <w:r>
-              <w:t xml:space="preserve">/:10014 /market/golf:5577 /market/condo:2626 /guide/golf:3471 /faq:2898 /about:2424 /blog:3066 /apply:1725 /golf/88%EC%BB%A8%ED%8A%B8%EB%A6%AC%ED%81%B4%EB%9F%BD:2772 /blog/post-tlt0ti-3:2717</w:t>
+              <w:t xml:space="preserve">/:9969 /market/golf:5577 /market/condo:2626 /guide/golf:3471 /faq:2898 /about:2424 /blog:3066 /apply:1725 /golf/88%EC%BB%A8%ED%8A%B8%EB%A6%AC%ED%81%B4%EB%9F%BD:2777 /blog/post-tlt12i-3:2717</w:t>
             </w:r>
           </w:p>
         </w:tc>

--- a/data/smoke/reports/baseline-week1-2026-09-23.docx
+++ b/data/smoke/reports/baseline-week1-2026-09-23.docx
@@ -1307,7 +1307,7 @@
         <w:tc>
           <w:p>
             <w:r>
-              <w:t xml:space="preserve">/:12 /market/golf:6 /market/condo:6 /guide/golf:9 /faq:8 /about:3 /blog:1 /apply:0 /golf/88%EC%BB%A8%ED%8A%B8%EB%A6%AC%ED%81%B4%EB%9F%BD:6 /blog/post-tlt12i-3:3</w:t>
+              <w:t xml:space="preserve">/:12 /market/golf:6 /market/condo:6 /guide/golf:9 /faq:8 /about:3 /blog:1 /apply:0 /golf/88%EC%BB%A8%ED%8A%B8%EB%A6%AC%ED%81%B4%EB%9F%BD:6 /blog/post-tlt1n0-3:3</w:t>
             </w:r>
           </w:p>
         </w:tc>
@@ -1422,7 +1422,7 @@
         <w:tc>
           <w:p>
             <w:r>
-              <w:t xml:space="preserve">/:9969 /market/golf:5577 /market/condo:2626 /guide/golf:3471 /faq:2898 /about:2424 /blog:3066 /apply:1725 /golf/88%EC%BB%A8%ED%8A%B8%EB%A6%AC%ED%81%B4%EB%9F%BD:2777 /blog/post-tlt12i-3:2717</w:t>
+              <w:t xml:space="preserve">/:10322 /market/golf:5577 /market/condo:2626 /guide/golf:3471 /faq:2898 /about:2424 /blog:3066 /apply:1725 /golf/88%EC%BB%A8%ED%8A%B8%EB%A6%AC%ED%81%B4%EB%9F%BD:2775 /blog/post-tlt1n0-3:2717</w:t>
             </w:r>
           </w:p>
         </w:tc>

--- a/data/smoke/reports/baseline-week1-2026-09-23.docx
+++ b/data/smoke/reports/baseline-week1-2026-09-23.docx
@@ -1307,7 +1307,7 @@
         <w:tc>
           <w:p>
             <w:r>
-              <w:t xml:space="preserve">/:12 /market/golf:6 /market/condo:6 /guide/golf:9 /faq:8 /about:3 /blog:1 /apply:0 /golf/88%EC%BB%A8%ED%8A%B8%EB%A6%AC%ED%81%B4%EB%9F%BD:6 /blog/post-tlt1n0-3:3</w:t>
+              <w:t xml:space="preserve">/:12 /market/golf:6 /market/condo:6 /guide/golf:9 /faq:8 /about:3 /blog:1 /apply:0 /golf/88%EC%BB%A8%ED%8A%B8%EB%A6%AC%ED%81%B4%EB%9F%BD:6 /blog/post-tlt1qn-3:3</w:t>
             </w:r>
           </w:p>
         </w:tc>
@@ -1422,7 +1422,7 @@
         <w:tc>
           <w:p>
             <w:r>
-              <w:t xml:space="preserve">/:10322 /market/golf:5577 /market/condo:2626 /guide/golf:3471 /faq:2898 /about:2424 /blog:3066 /apply:1725 /golf/88%EC%BB%A8%ED%8A%B8%EB%A6%AC%ED%81%B4%EB%9F%BD:2775 /blog/post-tlt1n0-3:2717</w:t>
+              <w:t xml:space="preserve">/:10196 /market/golf:5577 /market/condo:2626 /guide/golf:3471 /faq:2898 /about:2424 /blog:3066 /apply:1725 /golf/88%EC%BB%A8%ED%8A%B8%EB%A6%AC%ED%81%B4%EB%9F%BD:2773 /blog/post-tlt1qn-3:2717</w:t>
             </w:r>
           </w:p>
         </w:tc>
